--- a/Documentation/informes/Plan_Iteracion_Sprint1_RespiCare.docx
+++ b/Documentation/informes/Plan_Iteracion_Sprint1_RespiCare.docx
@@ -697,6 +697,121 @@
           <w:sz w:val="24"/>
         </w:rPr>
         <w:t>Entregables de otras iteraciones (Sprint 0 y anteriores ya cerrados; Sprint 2 y posteriores aún no iniciados).</w:t>
+      </w:r>
+    </w:p>
+    <w:p>
+      <w:pPr>
+        <w:jc w:val="both"/>
+      </w:pPr>
+      <w:r>
+        <w:rPr>
+          <w:rFonts w:ascii="Times New Roman" w:hAnsi="Times New Roman" w:cs="Times New Roman"/>
+          <w:b/>
+          <w:i w:val="0"/>
+          <w:sz w:val="24"/>
+        </w:rPr>
+        <w:t>Requerimientos Funcionales relacionados</w:t>
+      </w:r>
+      <w:r>
+        <w:rPr>
+          <w:rFonts w:ascii="Times New Roman" w:hAnsi="Times New Roman" w:cs="Times New Roman"/>
+          <w:b w:val="0"/>
+          <w:i w:val="0"/>
+          <w:sz w:val="24"/>
+        </w:rPr>
+        <w:t xml:space="preserve"> (Documentation/trazabilidad/Matriz_Trazabilidad_RespiCare.xlsx):</w:t>
+      </w:r>
+    </w:p>
+    <w:p>
+      <w:pPr>
+        <w:pStyle w:val="ListBullet"/>
+      </w:pPr>
+      <w:r>
+        <w:rPr>
+          <w:rFonts w:ascii="Times New Roman" w:hAnsi="Times New Roman" w:cs="Times New Roman"/>
+          <w:b/>
+          <w:i w:val="0"/>
+          <w:sz w:val="24"/>
+        </w:rPr>
+        <w:t>RF-001</w:t>
+      </w:r>
+      <w:r>
+        <w:rPr>
+          <w:rFonts w:ascii="Times New Roman" w:hAnsi="Times New Roman" w:cs="Times New Roman"/>
+          <w:b w:val="0"/>
+          <w:i w:val="0"/>
+          <w:sz w:val="24"/>
+        </w:rPr>
+        <w:t>: Gestión de usuarios</w:t>
+      </w:r>
+    </w:p>
+    <w:p>
+      <w:pPr>
+        <w:jc w:val="both"/>
+      </w:pPr>
+      <w:r>
+        <w:rPr>
+          <w:rFonts w:ascii="Times New Roman" w:hAnsi="Times New Roman" w:cs="Times New Roman"/>
+          <w:b/>
+          <w:i w:val="0"/>
+          <w:sz w:val="24"/>
+        </w:rPr>
+        <w:t>Requerimientos No Funcionales relacionados</w:t>
+      </w:r>
+      <w:r>
+        <w:rPr>
+          <w:rFonts w:ascii="Times New Roman" w:hAnsi="Times New Roman" w:cs="Times New Roman"/>
+          <w:b w:val="0"/>
+          <w:i w:val="0"/>
+          <w:sz w:val="24"/>
+        </w:rPr>
+        <w:t xml:space="preserve"> (FD03-EPIS-Informe SRS de Proyecto.docx, Cuadro de Requerimientos No Funcionales):</w:t>
+      </w:r>
+    </w:p>
+    <w:p>
+      <w:pPr>
+        <w:pStyle w:val="ListBullet"/>
+      </w:pPr>
+      <w:r>
+        <w:rPr>
+          <w:rFonts w:ascii="Times New Roman" w:hAnsi="Times New Roman" w:cs="Times New Roman"/>
+          <w:b/>
+          <w:i w:val="0"/>
+          <w:sz w:val="24"/>
+        </w:rPr>
+        <w:t>RNF-004</w:t>
+      </w:r>
+      <w:r>
+        <w:rPr>
+          <w:rFonts w:ascii="Times New Roman" w:hAnsi="Times New Roman" w:cs="Times New Roman"/>
+          <w:b w:val="0"/>
+          <w:i w:val="0"/>
+          <w:sz w:val="24"/>
+        </w:rPr>
+        <w:t>: Seguridad</w:t>
+      </w:r>
+    </w:p>
+    <w:p>
+      <w:pPr>
+        <w:pStyle w:val="ListBullet"/>
+      </w:pPr>
+      <w:r>
+        <w:rPr>
+          <w:rFonts w:ascii="Times New Roman" w:hAnsi="Times New Roman" w:cs="Times New Roman"/>
+          <w:b/>
+          <w:i w:val="0"/>
+          <w:sz w:val="24"/>
+        </w:rPr>
+        <w:t>RNF-012</w:t>
+      </w:r>
+      <w:r>
+        <w:rPr>
+          <w:rFonts w:ascii="Times New Roman" w:hAnsi="Times New Roman" w:cs="Times New Roman"/>
+          <w:b w:val="0"/>
+          <w:i w:val="0"/>
+          <w:sz w:val="24"/>
+        </w:rPr>
+        <w:t>: Cobertura de pruebas</w:t>
       </w:r>
     </w:p>
     <w:p>
@@ -2950,6 +3065,852 @@
     <w:p/>
     <w:p>
       <w:pPr>
+        <w:jc w:val="both"/>
+      </w:pPr>
+      <w:r>
+        <w:rPr>
+          <w:rFonts w:ascii="Times New Roman" w:hAnsi="Times New Roman" w:cs="Times New Roman"/>
+          <w:b/>
+          <w:i w:val="0"/>
+          <w:sz w:val="24"/>
+        </w:rPr>
+        <w:t>Evidencia de código (extractos reales verificados del repositorio):</w:t>
+      </w:r>
+    </w:p>
+    <w:p>
+      <w:pPr>
+        <w:jc w:val="both"/>
+      </w:pPr>
+      <w:r>
+        <w:rPr>
+          <w:rFonts w:ascii="Times New Roman" w:hAnsi="Times New Roman" w:cs="Times New Roman"/>
+          <w:b w:val="0"/>
+          <w:i/>
+          <w:sz w:val="24"/>
+        </w:rPr>
+        <w:t>Entregable: Sistema de autenticación JWT (login, refresh token)</w:t>
+      </w:r>
+    </w:p>
+    <w:p>
+      <w:pPr>
+        <w:jc w:val="both"/>
+      </w:pPr>
+      <w:r>
+        <w:rPr>
+          <w:rFonts w:ascii="Consolas" w:hAnsi="Consolas" w:cs="Consolas"/>
+          <w:b w:val="0"/>
+          <w:i w:val="0"/>
+          <w:sz w:val="18"/>
+        </w:rPr>
+        <w:t>backend/src/controllers/authController.ts</w:t>
+      </w:r>
+      <w:r>
+        <w:rPr>
+          <w:rFonts w:ascii="Times New Roman" w:hAnsi="Times New Roman" w:cs="Times New Roman"/>
+          <w:b w:val="0"/>
+          <w:i w:val="0"/>
+          <w:sz w:val="24"/>
+        </w:rPr>
+        <w:t xml:space="preserve"> (líneas 103-128):</w:t>
+      </w:r>
+    </w:p>
+    <w:p>
+      <w:pPr>
+        <w:spacing w:after="0" w:before="0"/>
+      </w:pPr>
+      <w:r>
+        <w:rPr>
+          <w:rFonts w:ascii="Consolas" w:hAnsi="Consolas" w:cs="Consolas"/>
+          <w:b w:val="0"/>
+          <w:i w:val="0"/>
+          <w:sz w:val="18"/>
+        </w:rPr>
+        <w:t>export const login = asyncHandler(async (req: Request&lt;{}, ApiResponse&lt;AuthResponse&gt;, LoginRequest&gt;, res: Response) =&gt; {</w:t>
+      </w:r>
+    </w:p>
+    <w:p>
+      <w:pPr>
+        <w:spacing w:after="0" w:before="0"/>
+      </w:pPr>
+      <w:r>
+        <w:rPr>
+          <w:rFonts w:ascii="Consolas" w:hAnsi="Consolas" w:cs="Consolas"/>
+          <w:b w:val="0"/>
+          <w:i w:val="0"/>
+          <w:sz w:val="18"/>
+        </w:rPr>
+        <w:t xml:space="preserve">  const { email, password } = req.body;</w:t>
+      </w:r>
+    </w:p>
+    <w:p>
+      <w:pPr>
+        <w:spacing w:after="0" w:before="0"/>
+      </w:pPr>
+      <w:r>
+        <w:rPr>
+          <w:rFonts w:ascii="Consolas" w:hAnsi="Consolas" w:cs="Consolas"/>
+          <w:b w:val="0"/>
+          <w:i w:val="0"/>
+          <w:sz w:val="18"/>
+        </w:rPr>
+        <w:t xml:space="preserve"> </w:t>
+      </w:r>
+    </w:p>
+    <w:p>
+      <w:pPr>
+        <w:spacing w:after="0" w:before="0"/>
+      </w:pPr>
+      <w:r>
+        <w:rPr>
+          <w:rFonts w:ascii="Consolas" w:hAnsi="Consolas" w:cs="Consolas"/>
+          <w:b w:val="0"/>
+          <w:i w:val="0"/>
+          <w:sz w:val="18"/>
+        </w:rPr>
+        <w:t xml:space="preserve">  // Buscar usuario y incluir contraseña</w:t>
+      </w:r>
+    </w:p>
+    <w:p>
+      <w:pPr>
+        <w:spacing w:after="0" w:before="0"/>
+      </w:pPr>
+      <w:r>
+        <w:rPr>
+          <w:rFonts w:ascii="Consolas" w:hAnsi="Consolas" w:cs="Consolas"/>
+          <w:b w:val="0"/>
+          <w:i w:val="0"/>
+          <w:sz w:val="18"/>
+        </w:rPr>
+        <w:t xml:space="preserve">  const user = await User.findOne({ email: email.toLowerCase() }).select('+password');</w:t>
+      </w:r>
+    </w:p>
+    <w:p>
+      <w:pPr>
+        <w:spacing w:after="0" w:before="0"/>
+      </w:pPr>
+      <w:r>
+        <w:rPr>
+          <w:rFonts w:ascii="Consolas" w:hAnsi="Consolas" w:cs="Consolas"/>
+          <w:b w:val="0"/>
+          <w:i w:val="0"/>
+          <w:sz w:val="18"/>
+        </w:rPr>
+        <w:t xml:space="preserve">  if (!user) {</w:t>
+      </w:r>
+    </w:p>
+    <w:p>
+      <w:pPr>
+        <w:spacing w:after="0" w:before="0"/>
+      </w:pPr>
+      <w:r>
+        <w:rPr>
+          <w:rFonts w:ascii="Consolas" w:hAnsi="Consolas" w:cs="Consolas"/>
+          <w:b w:val="0"/>
+          <w:i w:val="0"/>
+          <w:sz w:val="18"/>
+        </w:rPr>
+        <w:t xml:space="preserve">    logger.warn('Login fallido: email no encontrado', { email });</w:t>
+      </w:r>
+    </w:p>
+    <w:p>
+      <w:pPr>
+        <w:spacing w:after="0" w:before="0"/>
+      </w:pPr>
+      <w:r>
+        <w:rPr>
+          <w:rFonts w:ascii="Consolas" w:hAnsi="Consolas" w:cs="Consolas"/>
+          <w:b w:val="0"/>
+          <w:i w:val="0"/>
+          <w:sz w:val="18"/>
+        </w:rPr>
+        <w:t xml:space="preserve">    throw new AppError('Credenciales inválidas', 401);</w:t>
+      </w:r>
+    </w:p>
+    <w:p>
+      <w:pPr>
+        <w:spacing w:after="0" w:before="0"/>
+      </w:pPr>
+      <w:r>
+        <w:rPr>
+          <w:rFonts w:ascii="Consolas" w:hAnsi="Consolas" w:cs="Consolas"/>
+          <w:b w:val="0"/>
+          <w:i w:val="0"/>
+          <w:sz w:val="18"/>
+        </w:rPr>
+        <w:t xml:space="preserve">  }</w:t>
+      </w:r>
+    </w:p>
+    <w:p>
+      <w:pPr>
+        <w:spacing w:after="0" w:before="0"/>
+      </w:pPr>
+      <w:r>
+        <w:rPr>
+          <w:rFonts w:ascii="Consolas" w:hAnsi="Consolas" w:cs="Consolas"/>
+          <w:b w:val="0"/>
+          <w:i w:val="0"/>
+          <w:sz w:val="18"/>
+        </w:rPr>
+        <w:t xml:space="preserve"> </w:t>
+      </w:r>
+    </w:p>
+    <w:p>
+      <w:pPr>
+        <w:spacing w:after="0" w:before="0"/>
+      </w:pPr>
+      <w:r>
+        <w:rPr>
+          <w:rFonts w:ascii="Consolas" w:hAnsi="Consolas" w:cs="Consolas"/>
+          <w:b w:val="0"/>
+          <w:i w:val="0"/>
+          <w:sz w:val="18"/>
+        </w:rPr>
+        <w:t xml:space="preserve">  // Verificar si el usuario está activo</w:t>
+      </w:r>
+    </w:p>
+    <w:p>
+      <w:pPr>
+        <w:spacing w:after="0" w:before="0"/>
+      </w:pPr>
+      <w:r>
+        <w:rPr>
+          <w:rFonts w:ascii="Consolas" w:hAnsi="Consolas" w:cs="Consolas"/>
+          <w:b w:val="0"/>
+          <w:i w:val="0"/>
+          <w:sz w:val="18"/>
+        </w:rPr>
+        <w:t xml:space="preserve">  if (!user.isActive) {</w:t>
+      </w:r>
+    </w:p>
+    <w:p>
+      <w:pPr>
+        <w:spacing w:after="0" w:before="0"/>
+      </w:pPr>
+      <w:r>
+        <w:rPr>
+          <w:rFonts w:ascii="Consolas" w:hAnsi="Consolas" w:cs="Consolas"/>
+          <w:b w:val="0"/>
+          <w:i w:val="0"/>
+          <w:sz w:val="18"/>
+        </w:rPr>
+        <w:t xml:space="preserve">    logger.warn('Login fallido: cuenta desactivada', { email });</w:t>
+      </w:r>
+    </w:p>
+    <w:p>
+      <w:pPr>
+        <w:spacing w:after="0" w:before="0"/>
+      </w:pPr>
+      <w:r>
+        <w:rPr>
+          <w:rFonts w:ascii="Consolas" w:hAnsi="Consolas" w:cs="Consolas"/>
+          <w:b w:val="0"/>
+          <w:i w:val="0"/>
+          <w:sz w:val="18"/>
+        </w:rPr>
+        <w:t xml:space="preserve">    throw new AppError('La cuenta está desactivada', 401);</w:t>
+      </w:r>
+    </w:p>
+    <w:p>
+      <w:pPr>
+        <w:spacing w:after="0" w:before="0"/>
+      </w:pPr>
+      <w:r>
+        <w:rPr>
+          <w:rFonts w:ascii="Consolas" w:hAnsi="Consolas" w:cs="Consolas"/>
+          <w:b w:val="0"/>
+          <w:i w:val="0"/>
+          <w:sz w:val="18"/>
+        </w:rPr>
+        <w:t xml:space="preserve">  }</w:t>
+      </w:r>
+    </w:p>
+    <w:p>
+      <w:pPr>
+        <w:spacing w:after="0" w:before="0"/>
+      </w:pPr>
+      <w:r>
+        <w:rPr>
+          <w:rFonts w:ascii="Consolas" w:hAnsi="Consolas" w:cs="Consolas"/>
+          <w:b w:val="0"/>
+          <w:i w:val="0"/>
+          <w:sz w:val="18"/>
+        </w:rPr>
+        <w:t xml:space="preserve"> </w:t>
+      </w:r>
+    </w:p>
+    <w:p>
+      <w:pPr>
+        <w:spacing w:after="0" w:before="0"/>
+      </w:pPr>
+      <w:r>
+        <w:rPr>
+          <w:rFonts w:ascii="Consolas" w:hAnsi="Consolas" w:cs="Consolas"/>
+          <w:b w:val="0"/>
+          <w:i w:val="0"/>
+          <w:sz w:val="18"/>
+        </w:rPr>
+        <w:t xml:space="preserve">  // Verificar contraseña</w:t>
+      </w:r>
+    </w:p>
+    <w:p>
+      <w:pPr>
+        <w:spacing w:after="0" w:before="0"/>
+      </w:pPr>
+      <w:r>
+        <w:rPr>
+          <w:rFonts w:ascii="Consolas" w:hAnsi="Consolas" w:cs="Consolas"/>
+          <w:b w:val="0"/>
+          <w:i w:val="0"/>
+          <w:sz w:val="18"/>
+        </w:rPr>
+        <w:t xml:space="preserve">  const isPasswordValid = await user.comparePassword(password);</w:t>
+      </w:r>
+    </w:p>
+    <w:p>
+      <w:pPr>
+        <w:spacing w:after="0" w:before="0"/>
+      </w:pPr>
+      <w:r>
+        <w:rPr>
+          <w:rFonts w:ascii="Consolas" w:hAnsi="Consolas" w:cs="Consolas"/>
+          <w:b w:val="0"/>
+          <w:i w:val="0"/>
+          <w:sz w:val="18"/>
+        </w:rPr>
+        <w:t xml:space="preserve">  if (!isPasswordValid) {</w:t>
+      </w:r>
+    </w:p>
+    <w:p>
+      <w:pPr>
+        <w:spacing w:after="0" w:before="0"/>
+      </w:pPr>
+      <w:r>
+        <w:rPr>
+          <w:rFonts w:ascii="Consolas" w:hAnsi="Consolas" w:cs="Consolas"/>
+          <w:b w:val="0"/>
+          <w:i w:val="0"/>
+          <w:sz w:val="18"/>
+        </w:rPr>
+        <w:t xml:space="preserve">    logger.warn('Login fallido: contraseña incorrecta', { email });</w:t>
+      </w:r>
+    </w:p>
+    <w:p>
+      <w:pPr>
+        <w:spacing w:after="0" w:before="0"/>
+      </w:pPr>
+      <w:r>
+        <w:rPr>
+          <w:rFonts w:ascii="Consolas" w:hAnsi="Consolas" w:cs="Consolas"/>
+          <w:b w:val="0"/>
+          <w:i w:val="0"/>
+          <w:sz w:val="18"/>
+        </w:rPr>
+        <w:t xml:space="preserve">    throw new AppError('Credenciales inválidas', 401);</w:t>
+      </w:r>
+    </w:p>
+    <w:p>
+      <w:pPr>
+        <w:spacing w:after="0" w:before="0"/>
+      </w:pPr>
+      <w:r>
+        <w:rPr>
+          <w:rFonts w:ascii="Consolas" w:hAnsi="Consolas" w:cs="Consolas"/>
+          <w:b w:val="0"/>
+          <w:i w:val="0"/>
+          <w:sz w:val="18"/>
+        </w:rPr>
+        <w:t xml:space="preserve">  }</w:t>
+      </w:r>
+    </w:p>
+    <w:p>
+      <w:pPr>
+        <w:spacing w:after="0" w:before="0"/>
+      </w:pPr>
+      <w:r>
+        <w:rPr>
+          <w:rFonts w:ascii="Consolas" w:hAnsi="Consolas" w:cs="Consolas"/>
+          <w:b w:val="0"/>
+          <w:i w:val="0"/>
+          <w:sz w:val="18"/>
+        </w:rPr>
+        <w:t xml:space="preserve"> </w:t>
+      </w:r>
+    </w:p>
+    <w:p>
+      <w:pPr>
+        <w:spacing w:after="0" w:before="0"/>
+      </w:pPr>
+      <w:r>
+        <w:rPr>
+          <w:rFonts w:ascii="Consolas" w:hAnsi="Consolas" w:cs="Consolas"/>
+          <w:b w:val="0"/>
+          <w:i w:val="0"/>
+          <w:sz w:val="18"/>
+        </w:rPr>
+        <w:t xml:space="preserve">  // Generar tokens</w:t>
+      </w:r>
+    </w:p>
+    <w:p>
+      <w:pPr>
+        <w:spacing w:after="0" w:before="0"/>
+      </w:pPr>
+      <w:r>
+        <w:rPr>
+          <w:rFonts w:ascii="Consolas" w:hAnsi="Consolas" w:cs="Consolas"/>
+          <w:b w:val="0"/>
+          <w:i w:val="0"/>
+          <w:sz w:val="18"/>
+        </w:rPr>
+        <w:t xml:space="preserve">  const token = generateToken((user._id as mongoose.Types.ObjectId).toString());</w:t>
+      </w:r>
+    </w:p>
+    <w:p>
+      <w:pPr>
+        <w:spacing w:after="0" w:before="0"/>
+      </w:pPr>
+      <w:r>
+        <w:rPr>
+          <w:rFonts w:ascii="Consolas" w:hAnsi="Consolas" w:cs="Consolas"/>
+          <w:b w:val="0"/>
+          <w:i w:val="0"/>
+          <w:sz w:val="18"/>
+        </w:rPr>
+        <w:t xml:space="preserve">  const refreshToken = generateRefreshToken((user._id as mongoose.Types.ObjectId).toString());</w:t>
+      </w:r>
+    </w:p>
+    <w:p/>
+    <w:p>
+      <w:pPr>
+        <w:jc w:val="both"/>
+      </w:pPr>
+      <w:r>
+        <w:rPr>
+          <w:rFonts w:ascii="Times New Roman" w:hAnsi="Times New Roman" w:cs="Times New Roman"/>
+          <w:b w:val="0"/>
+          <w:i/>
+          <w:sz w:val="24"/>
+        </w:rPr>
+        <w:t>Entregable: Gestión de usuarios (CRUD, roles admin/doctor/patient)</w:t>
+      </w:r>
+    </w:p>
+    <w:p>
+      <w:pPr>
+        <w:jc w:val="both"/>
+      </w:pPr>
+      <w:r>
+        <w:rPr>
+          <w:rFonts w:ascii="Consolas" w:hAnsi="Consolas" w:cs="Consolas"/>
+          <w:b w:val="0"/>
+          <w:i w:val="0"/>
+          <w:sz w:val="18"/>
+        </w:rPr>
+        <w:t>backend/src/models/User.ts</w:t>
+      </w:r>
+      <w:r>
+        <w:rPr>
+          <w:rFonts w:ascii="Times New Roman" w:hAnsi="Times New Roman" w:cs="Times New Roman"/>
+          <w:b w:val="0"/>
+          <w:i w:val="0"/>
+          <w:sz w:val="24"/>
+        </w:rPr>
+        <w:t xml:space="preserve"> (líneas 27-54):</w:t>
+      </w:r>
+    </w:p>
+    <w:p>
+      <w:pPr>
+        <w:spacing w:after="0" w:before="0"/>
+      </w:pPr>
+      <w:r>
+        <w:rPr>
+          <w:rFonts w:ascii="Consolas" w:hAnsi="Consolas" w:cs="Consolas"/>
+          <w:b w:val="0"/>
+          <w:i w:val="0"/>
+          <w:sz w:val="18"/>
+        </w:rPr>
+        <w:t>const UserSchema = new Schema&lt;UserDocument&gt;({</w:t>
+      </w:r>
+    </w:p>
+    <w:p>
+      <w:pPr>
+        <w:spacing w:after="0" w:before="0"/>
+      </w:pPr>
+      <w:r>
+        <w:rPr>
+          <w:rFonts w:ascii="Consolas" w:hAnsi="Consolas" w:cs="Consolas"/>
+          <w:b w:val="0"/>
+          <w:i w:val="0"/>
+          <w:sz w:val="18"/>
+        </w:rPr>
+        <w:t xml:space="preserve">  name: {</w:t>
+      </w:r>
+    </w:p>
+    <w:p>
+      <w:pPr>
+        <w:spacing w:after="0" w:before="0"/>
+      </w:pPr>
+      <w:r>
+        <w:rPr>
+          <w:rFonts w:ascii="Consolas" w:hAnsi="Consolas" w:cs="Consolas"/>
+          <w:b w:val="0"/>
+          <w:i w:val="0"/>
+          <w:sz w:val="18"/>
+        </w:rPr>
+        <w:t xml:space="preserve">    type: String,</w:t>
+      </w:r>
+    </w:p>
+    <w:p>
+      <w:pPr>
+        <w:spacing w:after="0" w:before="0"/>
+      </w:pPr>
+      <w:r>
+        <w:rPr>
+          <w:rFonts w:ascii="Consolas" w:hAnsi="Consolas" w:cs="Consolas"/>
+          <w:b w:val="0"/>
+          <w:i w:val="0"/>
+          <w:sz w:val="18"/>
+        </w:rPr>
+        <w:t xml:space="preserve">    required: [true, 'El nombre es obligatorio'],</w:t>
+      </w:r>
+    </w:p>
+    <w:p>
+      <w:pPr>
+        <w:spacing w:after="0" w:before="0"/>
+      </w:pPr>
+      <w:r>
+        <w:rPr>
+          <w:rFonts w:ascii="Consolas" w:hAnsi="Consolas" w:cs="Consolas"/>
+          <w:b w:val="0"/>
+          <w:i w:val="0"/>
+          <w:sz w:val="18"/>
+        </w:rPr>
+        <w:t xml:space="preserve">    trim: true,</w:t>
+      </w:r>
+    </w:p>
+    <w:p>
+      <w:pPr>
+        <w:spacing w:after="0" w:before="0"/>
+      </w:pPr>
+      <w:r>
+        <w:rPr>
+          <w:rFonts w:ascii="Consolas" w:hAnsi="Consolas" w:cs="Consolas"/>
+          <w:b w:val="0"/>
+          <w:i w:val="0"/>
+          <w:sz w:val="18"/>
+        </w:rPr>
+        <w:t xml:space="preserve">    maxlength: [100, 'El nombre no puede exceder 100 caracteres']</w:t>
+      </w:r>
+    </w:p>
+    <w:p>
+      <w:pPr>
+        <w:spacing w:after="0" w:before="0"/>
+      </w:pPr>
+      <w:r>
+        <w:rPr>
+          <w:rFonts w:ascii="Consolas" w:hAnsi="Consolas" w:cs="Consolas"/>
+          <w:b w:val="0"/>
+          <w:i w:val="0"/>
+          <w:sz w:val="18"/>
+        </w:rPr>
+        <w:t xml:space="preserve">  },</w:t>
+      </w:r>
+    </w:p>
+    <w:p>
+      <w:pPr>
+        <w:spacing w:after="0" w:before="0"/>
+      </w:pPr>
+      <w:r>
+        <w:rPr>
+          <w:rFonts w:ascii="Consolas" w:hAnsi="Consolas" w:cs="Consolas"/>
+          <w:b w:val="0"/>
+          <w:i w:val="0"/>
+          <w:sz w:val="18"/>
+        </w:rPr>
+        <w:t xml:space="preserve">  email: {</w:t>
+      </w:r>
+    </w:p>
+    <w:p>
+      <w:pPr>
+        <w:spacing w:after="0" w:before="0"/>
+      </w:pPr>
+      <w:r>
+        <w:rPr>
+          <w:rFonts w:ascii="Consolas" w:hAnsi="Consolas" w:cs="Consolas"/>
+          <w:b w:val="0"/>
+          <w:i w:val="0"/>
+          <w:sz w:val="18"/>
+        </w:rPr>
+        <w:t xml:space="preserve">    type: String,</w:t>
+      </w:r>
+    </w:p>
+    <w:p>
+      <w:pPr>
+        <w:spacing w:after="0" w:before="0"/>
+      </w:pPr>
+      <w:r>
+        <w:rPr>
+          <w:rFonts w:ascii="Consolas" w:hAnsi="Consolas" w:cs="Consolas"/>
+          <w:b w:val="0"/>
+          <w:i w:val="0"/>
+          <w:sz w:val="18"/>
+        </w:rPr>
+        <w:t xml:space="preserve">    required: [true, 'El email es obligatorio'],</w:t>
+      </w:r>
+    </w:p>
+    <w:p>
+      <w:pPr>
+        <w:spacing w:after="0" w:before="0"/>
+      </w:pPr>
+      <w:r>
+        <w:rPr>
+          <w:rFonts w:ascii="Consolas" w:hAnsi="Consolas" w:cs="Consolas"/>
+          <w:b w:val="0"/>
+          <w:i w:val="0"/>
+          <w:sz w:val="18"/>
+        </w:rPr>
+        <w:t xml:space="preserve">    unique: true,</w:t>
+      </w:r>
+    </w:p>
+    <w:p>
+      <w:pPr>
+        <w:spacing w:after="0" w:before="0"/>
+      </w:pPr>
+      <w:r>
+        <w:rPr>
+          <w:rFonts w:ascii="Consolas" w:hAnsi="Consolas" w:cs="Consolas"/>
+          <w:b w:val="0"/>
+          <w:i w:val="0"/>
+          <w:sz w:val="18"/>
+        </w:rPr>
+        <w:t xml:space="preserve">    lowercase: true,</w:t>
+      </w:r>
+    </w:p>
+    <w:p>
+      <w:pPr>
+        <w:spacing w:after="0" w:before="0"/>
+      </w:pPr>
+      <w:r>
+        <w:rPr>
+          <w:rFonts w:ascii="Consolas" w:hAnsi="Consolas" w:cs="Consolas"/>
+          <w:b w:val="0"/>
+          <w:i w:val="0"/>
+          <w:sz w:val="18"/>
+        </w:rPr>
+        <w:t xml:space="preserve">    trim: true,</w:t>
+      </w:r>
+    </w:p>
+    <w:p>
+      <w:pPr>
+        <w:spacing w:after="0" w:before="0"/>
+      </w:pPr>
+      <w:r>
+        <w:rPr>
+          <w:rFonts w:ascii="Consolas" w:hAnsi="Consolas" w:cs="Consolas"/>
+          <w:b w:val="0"/>
+          <w:i w:val="0"/>
+          <w:sz w:val="18"/>
+        </w:rPr>
+        <w:t xml:space="preserve">    match: [</w:t>
+      </w:r>
+    </w:p>
+    <w:p>
+      <w:pPr>
+        <w:spacing w:after="0" w:before="0"/>
+      </w:pPr>
+      <w:r>
+        <w:rPr>
+          <w:rFonts w:ascii="Consolas" w:hAnsi="Consolas" w:cs="Consolas"/>
+          <w:b w:val="0"/>
+          <w:i w:val="0"/>
+          <w:sz w:val="18"/>
+        </w:rPr>
+        <w:t xml:space="preserve">      /^\w+([.-]?\w+)*@\w+([.-]?\w+)*(\.\w{2,3})+$/,</w:t>
+      </w:r>
+    </w:p>
+    <w:p>
+      <w:pPr>
+        <w:spacing w:after="0" w:before="0"/>
+      </w:pPr>
+      <w:r>
+        <w:rPr>
+          <w:rFonts w:ascii="Consolas" w:hAnsi="Consolas" w:cs="Consolas"/>
+          <w:b w:val="0"/>
+          <w:i w:val="0"/>
+          <w:sz w:val="18"/>
+        </w:rPr>
+        <w:t xml:space="preserve">      'Por favor ingresa un email válido'</w:t>
+      </w:r>
+    </w:p>
+    <w:p>
+      <w:pPr>
+        <w:spacing w:after="0" w:before="0"/>
+      </w:pPr>
+      <w:r>
+        <w:rPr>
+          <w:rFonts w:ascii="Consolas" w:hAnsi="Consolas" w:cs="Consolas"/>
+          <w:b w:val="0"/>
+          <w:i w:val="0"/>
+          <w:sz w:val="18"/>
+        </w:rPr>
+        <w:t xml:space="preserve">    ]</w:t>
+      </w:r>
+    </w:p>
+    <w:p>
+      <w:pPr>
+        <w:spacing w:after="0" w:before="0"/>
+      </w:pPr>
+      <w:r>
+        <w:rPr>
+          <w:rFonts w:ascii="Consolas" w:hAnsi="Consolas" w:cs="Consolas"/>
+          <w:b w:val="0"/>
+          <w:i w:val="0"/>
+          <w:sz w:val="18"/>
+        </w:rPr>
+        <w:t xml:space="preserve">  },</w:t>
+      </w:r>
+    </w:p>
+    <w:p>
+      <w:pPr>
+        <w:spacing w:after="0" w:before="0"/>
+      </w:pPr>
+      <w:r>
+        <w:rPr>
+          <w:rFonts w:ascii="Consolas" w:hAnsi="Consolas" w:cs="Consolas"/>
+          <w:b w:val="0"/>
+          <w:i w:val="0"/>
+          <w:sz w:val="18"/>
+        </w:rPr>
+        <w:t xml:space="preserve">  password: {</w:t>
+      </w:r>
+    </w:p>
+    <w:p>
+      <w:pPr>
+        <w:spacing w:after="0" w:before="0"/>
+      </w:pPr>
+      <w:r>
+        <w:rPr>
+          <w:rFonts w:ascii="Consolas" w:hAnsi="Consolas" w:cs="Consolas"/>
+          <w:b w:val="0"/>
+          <w:i w:val="0"/>
+          <w:sz w:val="18"/>
+        </w:rPr>
+        <w:t xml:space="preserve">    type: String,</w:t>
+      </w:r>
+    </w:p>
+    <w:p>
+      <w:pPr>
+        <w:spacing w:after="0" w:before="0"/>
+      </w:pPr>
+      <w:r>
+        <w:rPr>
+          <w:rFonts w:ascii="Consolas" w:hAnsi="Consolas" w:cs="Consolas"/>
+          <w:b w:val="0"/>
+          <w:i w:val="0"/>
+          <w:sz w:val="18"/>
+        </w:rPr>
+        <w:t xml:space="preserve">    required: [true, 'La contraseña es obligatoria'],</w:t>
+      </w:r>
+    </w:p>
+    <w:p>
+      <w:pPr>
+        <w:spacing w:after="0" w:before="0"/>
+      </w:pPr>
+      <w:r>
+        <w:rPr>
+          <w:rFonts w:ascii="Consolas" w:hAnsi="Consolas" w:cs="Consolas"/>
+          <w:b w:val="0"/>
+          <w:i w:val="0"/>
+          <w:sz w:val="18"/>
+        </w:rPr>
+        <w:t xml:space="preserve">    minlength: [8, 'La contraseña debe tener al menos 8 caracteres'],</w:t>
+      </w:r>
+    </w:p>
+    <w:p>
+      <w:pPr>
+        <w:spacing w:after="0" w:before="0"/>
+      </w:pPr>
+      <w:r>
+        <w:rPr>
+          <w:rFonts w:ascii="Consolas" w:hAnsi="Consolas" w:cs="Consolas"/>
+          <w:b w:val="0"/>
+          <w:i w:val="0"/>
+          <w:sz w:val="18"/>
+        </w:rPr>
+        <w:t xml:space="preserve">    select: false // No incluir en consultas por defecto</w:t>
+      </w:r>
+    </w:p>
+    <w:p>
+      <w:pPr>
+        <w:spacing w:after="0" w:before="0"/>
+      </w:pPr>
+      <w:r>
+        <w:rPr>
+          <w:rFonts w:ascii="Consolas" w:hAnsi="Consolas" w:cs="Consolas"/>
+          <w:b w:val="0"/>
+          <w:i w:val="0"/>
+          <w:sz w:val="18"/>
+        </w:rPr>
+        <w:t xml:space="preserve">  },</w:t>
+      </w:r>
+    </w:p>
+    <w:p>
+      <w:pPr>
+        <w:spacing w:after="0" w:before="0"/>
+      </w:pPr>
+      <w:r>
+        <w:rPr>
+          <w:rFonts w:ascii="Consolas" w:hAnsi="Consolas" w:cs="Consolas"/>
+          <w:b w:val="0"/>
+          <w:i w:val="0"/>
+          <w:sz w:val="18"/>
+        </w:rPr>
+        <w:t xml:space="preserve">  role: {</w:t>
+      </w:r>
+    </w:p>
+    <w:p>
+      <w:pPr>
+        <w:spacing w:after="0" w:before="0"/>
+      </w:pPr>
+      <w:r>
+        <w:rPr>
+          <w:rFonts w:ascii="Consolas" w:hAnsi="Consolas" w:cs="Consolas"/>
+          <w:b w:val="0"/>
+          <w:i w:val="0"/>
+          <w:sz w:val="18"/>
+        </w:rPr>
+        <w:t xml:space="preserve">    type: String,</w:t>
+      </w:r>
+    </w:p>
+    <w:p>
+      <w:pPr>
+        <w:spacing w:after="0" w:before="0"/>
+      </w:pPr>
+      <w:r>
+        <w:rPr>
+          <w:rFonts w:ascii="Consolas" w:hAnsi="Consolas" w:cs="Consolas"/>
+          <w:b w:val="0"/>
+          <w:i w:val="0"/>
+          <w:sz w:val="18"/>
+        </w:rPr>
+        <w:t xml:space="preserve">    enum: {</w:t>
+      </w:r>
+    </w:p>
+    <w:p>
+      <w:pPr>
+        <w:spacing w:after="0" w:before="0"/>
+      </w:pPr>
+      <w:r>
+        <w:rPr>
+          <w:rFonts w:ascii="Consolas" w:hAnsi="Consolas" w:cs="Consolas"/>
+          <w:b w:val="0"/>
+          <w:i w:val="0"/>
+          <w:sz w:val="18"/>
+        </w:rPr>
+        <w:t xml:space="preserve">      values: ['patient', 'doctor', 'admin'],</w:t>
+      </w:r>
+    </w:p>
+    <w:p/>
+    <w:p>
+      <w:pPr>
         <w:spacing w:before="240" w:after="120"/>
       </w:pPr>
       <w:r>
